--- a/6-过程管理/运行记录类文件/060207-天津港引航中心引航信息系统及设备维护项目-信息安全管理报告.docx
+++ b/6-过程管理/运行记录类文件/060207-天津港引航中心引航信息系统及设备维护项目-信息安全管理报告.docx
@@ -272,7 +272,39 @@
                 <w:u w:val="single"/>
                 <w:lang w:eastAsia="zh-CN"/>
               </w:rPr>
-              <w:t>2025.12.30</w:t>
+              <w:t>202</w:t>
+            </w:r>
+            <w:r>
+              <w:rPr>
+                <w:rFonts w:hint="eastAsia"/>
+                <w:u w:val="single"/>
+                <w:lang w:val="en-US" w:eastAsia="zh-CN"/>
+              </w:rPr>
+              <w:t>6</w:t>
+            </w:r>
+            <w:r>
+              <w:rPr>
+                <w:rFonts w:hint="eastAsia"/>
+                <w:u w:val="single"/>
+                <w:lang w:eastAsia="zh-CN"/>
+              </w:rPr>
+              <w:t>.</w:t>
+            </w:r>
+            <w:r>
+              <w:rPr>
+                <w:rFonts w:hint="eastAsia"/>
+                <w:u w:val="single"/>
+                <w:lang w:val="en-US" w:eastAsia="zh-CN"/>
+              </w:rPr>
+              <w:t>04</w:t>
+            </w:r>
+            <w:r>
+              <w:rPr>
+                <w:rFonts w:hint="eastAsia"/>
+                <w:u w:val="single"/>
+                <w:lang w:eastAsia="zh-CN"/>
+              </w:rPr>
+              <w:t>.30</w:t>
             </w:r>
           </w:p>
         </w:tc>
@@ -353,9 +385,17 @@
             <w:r>
               <w:rPr>
                 <w:rFonts w:hint="eastAsia"/>
-                <w:lang w:eastAsia="zh-CN"/>
-              </w:rPr>
-              <w:t>编制时间</w:t>
+                <w:vertAlign w:val="baseline"/>
+                <w:lang w:val="en-US" w:eastAsia="zh-CN"/>
+              </w:rPr>
+              <w:t>审核</w:t>
+            </w:r>
+            <w:r>
+              <w:rPr>
+                <w:rFonts w:hint="eastAsia"/>
+                <w:lang w:eastAsia="zh-CN"/>
+              </w:rPr>
+              <w:t>时间</w:t>
             </w:r>
             <w:r>
               <w:rPr>
@@ -371,7 +411,39 @@
                 <w:u w:val="single"/>
                 <w:lang w:eastAsia="zh-CN"/>
               </w:rPr>
-              <w:t>2025.12.30</w:t>
+              <w:t>202</w:t>
+            </w:r>
+            <w:r>
+              <w:rPr>
+                <w:rFonts w:hint="eastAsia"/>
+                <w:u w:val="single"/>
+                <w:lang w:val="en-US" w:eastAsia="zh-CN"/>
+              </w:rPr>
+              <w:t>6</w:t>
+            </w:r>
+            <w:r>
+              <w:rPr>
+                <w:rFonts w:hint="eastAsia"/>
+                <w:u w:val="single"/>
+                <w:lang w:eastAsia="zh-CN"/>
+              </w:rPr>
+              <w:t>.</w:t>
+            </w:r>
+            <w:r>
+              <w:rPr>
+                <w:rFonts w:hint="eastAsia"/>
+                <w:u w:val="single"/>
+                <w:lang w:val="en-US" w:eastAsia="zh-CN"/>
+              </w:rPr>
+              <w:t>04</w:t>
+            </w:r>
+            <w:r>
+              <w:rPr>
+                <w:rFonts w:hint="eastAsia"/>
+                <w:u w:val="single"/>
+                <w:lang w:eastAsia="zh-CN"/>
+              </w:rPr>
+              <w:t>.30</w:t>
             </w:r>
           </w:p>
         </w:tc>
@@ -466,7 +538,39 @@
                 <w:u w:val="single"/>
                 <w:lang w:eastAsia="zh-CN"/>
               </w:rPr>
-              <w:t>2025.12.30</w:t>
+              <w:t>202</w:t>
+            </w:r>
+            <w:r>
+              <w:rPr>
+                <w:rFonts w:hint="eastAsia"/>
+                <w:u w:val="single"/>
+                <w:lang w:val="en-US" w:eastAsia="zh-CN"/>
+              </w:rPr>
+              <w:t>6</w:t>
+            </w:r>
+            <w:r>
+              <w:rPr>
+                <w:rFonts w:hint="eastAsia"/>
+                <w:u w:val="single"/>
+                <w:lang w:eastAsia="zh-CN"/>
+              </w:rPr>
+              <w:t>.</w:t>
+            </w:r>
+            <w:r>
+              <w:rPr>
+                <w:rFonts w:hint="eastAsia"/>
+                <w:u w:val="single"/>
+                <w:lang w:val="en-US" w:eastAsia="zh-CN"/>
+              </w:rPr>
+              <w:t>04</w:t>
+            </w:r>
+            <w:r>
+              <w:rPr>
+                <w:rFonts w:hint="eastAsia"/>
+                <w:u w:val="single"/>
+                <w:lang w:eastAsia="zh-CN"/>
+              </w:rPr>
+              <w:t>.30</w:t>
             </w:r>
           </w:p>
         </w:tc>
@@ -755,7 +859,7 @@
                 <w:sz w:val="20"/>
                 <w:szCs w:val="20"/>
               </w:rPr>
-              <w:t>2025.</w:t>
+              <w:t>202</w:t>
             </w:r>
             <w:r>
               <w:rPr>
@@ -764,10 +868,33 @@
                 <w:position w:val="1"/>
                 <w:sz w:val="20"/>
                 <w:szCs w:val="20"/>
-                <w:lang w:eastAsia="zh-CN"/>
-              </w:rPr>
-              <w:t>12</w:t>
-            </w:r>
+                <w:lang w:val="en-US" w:eastAsia="zh-CN"/>
+              </w:rPr>
+              <w:t>6</w:t>
+            </w:r>
+            <w:r>
+              <w:rPr>
+                <w:rFonts w:ascii="宋体" w:hAnsi="宋体" w:cs="宋体"/>
+                <w:spacing w:val="3"/>
+                <w:position w:val="1"/>
+                <w:sz w:val="20"/>
+                <w:szCs w:val="20"/>
+              </w:rPr>
+              <w:t>.</w:t>
+            </w:r>
+            <w:r>
+              <w:rPr>
+                <w:rFonts w:hint="eastAsia" w:ascii="宋体" w:hAnsi="宋体" w:cs="宋体"/>
+                <w:spacing w:val="3"/>
+                <w:position w:val="1"/>
+                <w:sz w:val="20"/>
+                <w:szCs w:val="20"/>
+                <w:lang w:val="en-US" w:eastAsia="zh-CN"/>
+              </w:rPr>
+              <w:t>4</w:t>
+            </w:r>
+            <w:bookmarkStart w:id="18" w:name="_GoBack"/>
+            <w:bookmarkEnd w:id="18"/>
             <w:r>
               <w:rPr>
                 <w:rFonts w:ascii="宋体" w:hAnsi="宋体" w:cs="宋体"/>
@@ -3457,8 +3584,6 @@
         </w:rPr>
         <w:t>建立了一套贴合港口引航业务特点、有效可控的安全防护体系</w:t>
       </w:r>
-      <w:bookmarkStart w:id="18" w:name="_GoBack"/>
-      <w:bookmarkEnd w:id="18"/>
       <w:r>
         <w:t>，完全达到了项目初期设定的安全目标，并满足了国家法律法规及合同的强制性要求。</w:t>
       </w:r>
